--- a/unit3/lab3/Lab 03 SASS Template.docx
+++ b/unit3/lab3/Lab 03 SASS Template.docx
@@ -48,9 +48,18 @@
           <w:ilvl w:val="0"/>
           <w:numId w:val="33"/>
         </w:numPr>
+        <w:rPr>
+          <w:rFonts w:ascii="Times New Roman" w:hAnsi="Times New Roman" w:cs="Times New Roman"/>
+        </w:rPr>
       </w:pPr>
       <w:r>
         <w:t xml:space="preserve"> </w:t>
+      </w:r>
+      <w:r>
+        <w:rPr>
+          <w:rFonts w:ascii="Times New Roman" w:hAnsi="Times New Roman" w:cs="Times New Roman"/>
+        </w:rPr>
+        <w:t xml:space="preserve">I didn’t correct anything I’ll take that one point lost </w:t>
       </w:r>
     </w:p>
     <w:p>
@@ -146,7 +155,440 @@
     <w:p>
       <w:pPr>
         <w:pStyle w:val="p1"/>
-      </w:pPr>
+        <w:rPr>
+          <w:sz w:val="22"/>
+          <w:szCs w:val="22"/>
+        </w:rPr>
+      </w:pPr>
+      <w:r>
+        <w:rPr>
+          <w:sz w:val="22"/>
+          <w:szCs w:val="22"/>
+        </w:rPr>
+        <w:t xml:space="preserve">Code: </w:t>
+      </w:r>
+      <w:r>
+        <w:rPr>
+          <w:sz w:val="22"/>
+          <w:szCs w:val="22"/>
+        </w:rPr>
+        <w:t xml:space="preserve">// </w:t>
+      </w:r>
+      <w:r>
+        <w:rPr>
+          <w:sz w:val="22"/>
+          <w:szCs w:val="22"/>
+        </w:rPr>
+        <w:t xml:space="preserve">sass </w:t>
+      </w:r>
+    </w:p>
+    <w:p>
+      <w:pPr>
+        <w:pStyle w:val="p1"/>
+        <w:rPr>
+          <w:sz w:val="22"/>
+          <w:szCs w:val="22"/>
+        </w:rPr>
+      </w:pPr>
+      <w:r>
+        <w:rPr>
+          <w:rStyle w:val="s1"/>
+          <w:sz w:val="22"/>
+          <w:szCs w:val="22"/>
+        </w:rPr>
+        <w:t>$</w:t>
+      </w:r>
+      <w:proofErr w:type="spellStart"/>
+      <w:r>
+        <w:rPr>
+          <w:rStyle w:val="s1"/>
+          <w:sz w:val="22"/>
+          <w:szCs w:val="22"/>
+        </w:rPr>
+        <w:t>su</w:t>
+      </w:r>
+      <w:proofErr w:type="spellEnd"/>
+      <w:r>
+        <w:rPr>
+          <w:rStyle w:val="s1"/>
+          <w:sz w:val="22"/>
+          <w:szCs w:val="22"/>
+        </w:rPr>
+        <w:t>-orange</w:t>
+      </w:r>
+      <w:r>
+        <w:rPr>
+          <w:rStyle w:val="s2"/>
+          <w:sz w:val="22"/>
+          <w:szCs w:val="22"/>
+        </w:rPr>
+        <w:t xml:space="preserve">: </w:t>
+      </w:r>
+      <w:r>
+        <w:rPr>
+          <w:rStyle w:val="s1"/>
+          <w:sz w:val="22"/>
+          <w:szCs w:val="22"/>
+        </w:rPr>
+        <w:t>#F</w:t>
+      </w:r>
+      <w:proofErr w:type="gramStart"/>
+      <w:r>
+        <w:rPr>
+          <w:rStyle w:val="s1"/>
+          <w:sz w:val="22"/>
+          <w:szCs w:val="22"/>
+        </w:rPr>
+        <w:t>76900</w:t>
+      </w:r>
+      <w:r>
+        <w:rPr>
+          <w:rStyle w:val="s2"/>
+          <w:sz w:val="22"/>
+          <w:szCs w:val="22"/>
+        </w:rPr>
+        <w:t>;</w:t>
+      </w:r>
+      <w:r>
+        <w:rPr>
+          <w:rStyle w:val="apple-converted-space"/>
+          <w:sz w:val="22"/>
+          <w:szCs w:val="22"/>
+        </w:rPr>
+        <w:t xml:space="preserve">  </w:t>
+      </w:r>
+      <w:r>
+        <w:rPr>
+          <w:sz w:val="22"/>
+          <w:szCs w:val="22"/>
+        </w:rPr>
+        <w:t>/</w:t>
+      </w:r>
+      <w:proofErr w:type="gramEnd"/>
+      <w:r>
+        <w:rPr>
+          <w:sz w:val="22"/>
+          <w:szCs w:val="22"/>
+        </w:rPr>
+        <w:t>/ Syracuse University primary orange</w:t>
+      </w:r>
+    </w:p>
+    <w:p>
+      <w:pPr>
+        <w:pStyle w:val="p2"/>
+        <w:rPr>
+          <w:sz w:val="22"/>
+          <w:szCs w:val="22"/>
+        </w:rPr>
+      </w:pPr>
+      <w:r>
+        <w:rPr>
+          <w:sz w:val="22"/>
+          <w:szCs w:val="22"/>
+        </w:rPr>
+        <w:t>$</w:t>
+      </w:r>
+      <w:proofErr w:type="spellStart"/>
+      <w:r>
+        <w:rPr>
+          <w:sz w:val="22"/>
+          <w:szCs w:val="22"/>
+        </w:rPr>
+        <w:t>su</w:t>
+      </w:r>
+      <w:proofErr w:type="spellEnd"/>
+      <w:r>
+        <w:rPr>
+          <w:sz w:val="22"/>
+          <w:szCs w:val="22"/>
+        </w:rPr>
+        <w:t>-blue</w:t>
+      </w:r>
+      <w:r>
+        <w:rPr>
+          <w:rStyle w:val="s2"/>
+          <w:sz w:val="22"/>
+          <w:szCs w:val="22"/>
+        </w:rPr>
+        <w:t xml:space="preserve">: </w:t>
+      </w:r>
+      <w:r>
+        <w:rPr>
+          <w:sz w:val="22"/>
+          <w:szCs w:val="22"/>
+        </w:rPr>
+        <w:t>#</w:t>
+      </w:r>
+      <w:proofErr w:type="gramStart"/>
+      <w:r>
+        <w:rPr>
+          <w:sz w:val="22"/>
+          <w:szCs w:val="22"/>
+        </w:rPr>
+        <w:t>000E54</w:t>
+      </w:r>
+      <w:r>
+        <w:rPr>
+          <w:rStyle w:val="s2"/>
+          <w:sz w:val="22"/>
+          <w:szCs w:val="22"/>
+        </w:rPr>
+        <w:t>;</w:t>
+      </w:r>
+      <w:proofErr w:type="gramEnd"/>
+    </w:p>
+    <w:p>
+      <w:pPr>
+        <w:pStyle w:val="p2"/>
+        <w:rPr>
+          <w:sz w:val="22"/>
+          <w:szCs w:val="22"/>
+        </w:rPr>
+      </w:pPr>
+      <w:r>
+        <w:rPr>
+          <w:sz w:val="22"/>
+          <w:szCs w:val="22"/>
+        </w:rPr>
+        <w:t>$white</w:t>
+      </w:r>
+      <w:r>
+        <w:rPr>
+          <w:rStyle w:val="s2"/>
+          <w:sz w:val="22"/>
+          <w:szCs w:val="22"/>
+        </w:rPr>
+        <w:t xml:space="preserve">: </w:t>
+      </w:r>
+      <w:r>
+        <w:rPr>
+          <w:sz w:val="22"/>
+          <w:szCs w:val="22"/>
+        </w:rPr>
+        <w:t>#</w:t>
+      </w:r>
+      <w:proofErr w:type="gramStart"/>
+      <w:r>
+        <w:rPr>
+          <w:sz w:val="22"/>
+          <w:szCs w:val="22"/>
+        </w:rPr>
+        <w:t>FFFFFF</w:t>
+      </w:r>
+      <w:r>
+        <w:rPr>
+          <w:rStyle w:val="s2"/>
+          <w:sz w:val="22"/>
+          <w:szCs w:val="22"/>
+        </w:rPr>
+        <w:t>;</w:t>
+      </w:r>
+      <w:proofErr w:type="gramEnd"/>
+    </w:p>
+    <w:p>
+      <w:pPr>
+        <w:pStyle w:val="p1"/>
+        <w:rPr>
+          <w:sz w:val="22"/>
+          <w:szCs w:val="22"/>
+        </w:rPr>
+      </w:pPr>
+      <w:r>
+        <w:rPr>
+          <w:sz w:val="22"/>
+          <w:szCs w:val="22"/>
+        </w:rPr>
+        <w:t xml:space="preserve">// </w:t>
+      </w:r>
+      <w:r>
+        <w:rPr>
+          <w:sz w:val="22"/>
+          <w:szCs w:val="22"/>
+        </w:rPr>
+        <w:t xml:space="preserve">where applied to </w:t>
+      </w:r>
+    </w:p>
+    <w:p>
+      <w:pPr>
+        <w:pStyle w:val="p2"/>
+        <w:rPr>
+          <w:sz w:val="22"/>
+          <w:szCs w:val="22"/>
+        </w:rPr>
+      </w:pPr>
+      <w:proofErr w:type="gramStart"/>
+      <w:r>
+        <w:rPr>
+          <w:sz w:val="22"/>
+          <w:szCs w:val="22"/>
+        </w:rPr>
+        <w:t>.button</w:t>
+      </w:r>
+      <w:proofErr w:type="gramEnd"/>
+      <w:r>
+        <w:rPr>
+          <w:sz w:val="22"/>
+          <w:szCs w:val="22"/>
+        </w:rPr>
+        <w:t>-primary</w:t>
+      </w:r>
+      <w:r>
+        <w:rPr>
+          <w:rStyle w:val="s2"/>
+          <w:sz w:val="22"/>
+          <w:szCs w:val="22"/>
+        </w:rPr>
+        <w:t xml:space="preserve"> {</w:t>
+      </w:r>
+    </w:p>
+    <w:p>
+      <w:pPr>
+        <w:pStyle w:val="p4"/>
+        <w:rPr>
+          <w:sz w:val="22"/>
+          <w:szCs w:val="22"/>
+        </w:rPr>
+      </w:pPr>
+      <w:r>
+        <w:rPr>
+          <w:rStyle w:val="apple-converted-space"/>
+          <w:sz w:val="22"/>
+          <w:szCs w:val="22"/>
+        </w:rPr>
+        <w:t xml:space="preserve">  </w:t>
+      </w:r>
+      <w:r>
+        <w:rPr>
+          <w:sz w:val="22"/>
+          <w:szCs w:val="22"/>
+        </w:rPr>
+        <w:t>background</w:t>
+      </w:r>
+      <w:r>
+        <w:rPr>
+          <w:rStyle w:val="s2"/>
+          <w:sz w:val="22"/>
+          <w:szCs w:val="22"/>
+        </w:rPr>
+        <w:t xml:space="preserve">: </w:t>
+      </w:r>
+      <w:r>
+        <w:rPr>
+          <w:rStyle w:val="s1"/>
+          <w:sz w:val="22"/>
+          <w:szCs w:val="22"/>
+        </w:rPr>
+        <w:t>$</w:t>
+      </w:r>
+      <w:proofErr w:type="spellStart"/>
+      <w:r>
+        <w:rPr>
+          <w:rStyle w:val="s1"/>
+          <w:sz w:val="22"/>
+          <w:szCs w:val="22"/>
+        </w:rPr>
+        <w:t>su</w:t>
+      </w:r>
+      <w:proofErr w:type="spellEnd"/>
+      <w:r>
+        <w:rPr>
+          <w:rStyle w:val="s1"/>
+          <w:sz w:val="22"/>
+          <w:szCs w:val="22"/>
+        </w:rPr>
+        <w:t>-</w:t>
+      </w:r>
+      <w:proofErr w:type="gramStart"/>
+      <w:r>
+        <w:rPr>
+          <w:rStyle w:val="s1"/>
+          <w:sz w:val="22"/>
+          <w:szCs w:val="22"/>
+        </w:rPr>
+        <w:t>orange</w:t>
+      </w:r>
+      <w:r>
+        <w:rPr>
+          <w:rStyle w:val="s2"/>
+          <w:sz w:val="22"/>
+          <w:szCs w:val="22"/>
+        </w:rPr>
+        <w:t>;</w:t>
+      </w:r>
+      <w:proofErr w:type="gramEnd"/>
+    </w:p>
+    <w:p>
+      <w:pPr>
+        <w:pStyle w:val="p2"/>
+        <w:rPr>
+          <w:sz w:val="22"/>
+          <w:szCs w:val="22"/>
+        </w:rPr>
+      </w:pPr>
+      <w:r>
+        <w:rPr>
+          <w:rStyle w:val="apple-converted-space"/>
+          <w:sz w:val="22"/>
+          <w:szCs w:val="22"/>
+        </w:rPr>
+        <w:t xml:space="preserve">  </w:t>
+      </w:r>
+      <w:r>
+        <w:rPr>
+          <w:rStyle w:val="s3"/>
+          <w:sz w:val="22"/>
+          <w:szCs w:val="22"/>
+        </w:rPr>
+        <w:t>color</w:t>
+      </w:r>
+      <w:r>
+        <w:rPr>
+          <w:rStyle w:val="s2"/>
+          <w:sz w:val="22"/>
+          <w:szCs w:val="22"/>
+        </w:rPr>
+        <w:t xml:space="preserve">: </w:t>
+      </w:r>
+      <w:r>
+        <w:rPr>
+          <w:sz w:val="22"/>
+          <w:szCs w:val="22"/>
+        </w:rPr>
+        <w:t>$</w:t>
+      </w:r>
+      <w:proofErr w:type="gramStart"/>
+      <w:r>
+        <w:rPr>
+          <w:sz w:val="22"/>
+          <w:szCs w:val="22"/>
+        </w:rPr>
+        <w:t>white</w:t>
+      </w:r>
+      <w:r>
+        <w:rPr>
+          <w:rStyle w:val="s2"/>
+          <w:sz w:val="22"/>
+          <w:szCs w:val="22"/>
+        </w:rPr>
+        <w:t>;</w:t>
+      </w:r>
+      <w:proofErr w:type="gramEnd"/>
+    </w:p>
+    <w:p>
+      <w:pPr>
+        <w:pStyle w:val="p5"/>
+        <w:rPr>
+          <w:sz w:val="22"/>
+          <w:szCs w:val="22"/>
+        </w:rPr>
+      </w:pPr>
+      <w:r>
+        <w:rPr>
+          <w:sz w:val="22"/>
+          <w:szCs w:val="22"/>
+        </w:rPr>
+        <w:t>}</w:t>
+      </w:r>
     </w:p>
     <w:p>
       <w:pPr>
@@ -205,32 +647,263 @@
     </w:p>
     <w:p>
       <w:pPr>
+        <w:pStyle w:val="p1"/>
+        <w:ind w:left="720"/>
+        <w:rPr>
+          <w:sz w:val="22"/>
+          <w:szCs w:val="22"/>
+        </w:rPr>
+      </w:pPr>
+      <w:r>
+        <w:rPr>
+          <w:sz w:val="22"/>
+          <w:szCs w:val="22"/>
+        </w:rPr>
+        <w:lastRenderedPageBreak/>
+        <w:t xml:space="preserve">Code: </w:t>
+      </w:r>
+      <w:r>
+        <w:rPr>
+          <w:sz w:val="22"/>
+          <w:szCs w:val="22"/>
+        </w:rPr>
+        <w:t>nav {</w:t>
+      </w:r>
+    </w:p>
+    <w:p>
+      <w:pPr>
+        <w:pStyle w:val="p1"/>
+        <w:ind w:left="720"/>
+        <w:rPr>
+          <w:sz w:val="22"/>
+          <w:szCs w:val="22"/>
+        </w:rPr>
+      </w:pPr>
+      <w:r>
+        <w:rPr>
+          <w:sz w:val="22"/>
+          <w:szCs w:val="22"/>
+        </w:rPr>
+        <w:t xml:space="preserve">  ul {</w:t>
+      </w:r>
+    </w:p>
+    <w:p>
+      <w:pPr>
+        <w:pStyle w:val="p1"/>
+        <w:ind w:left="720"/>
+        <w:rPr>
+          <w:sz w:val="22"/>
+          <w:szCs w:val="22"/>
+        </w:rPr>
+      </w:pPr>
+      <w:r>
+        <w:rPr>
+          <w:sz w:val="22"/>
+          <w:szCs w:val="22"/>
+        </w:rPr>
+        <w:t xml:space="preserve">    li {</w:t>
+      </w:r>
+    </w:p>
+    <w:p>
+      <w:pPr>
+        <w:pStyle w:val="p1"/>
+        <w:ind w:left="720"/>
+        <w:rPr>
+          <w:sz w:val="22"/>
+          <w:szCs w:val="22"/>
+        </w:rPr>
+      </w:pPr>
+      <w:r>
+        <w:rPr>
+          <w:sz w:val="22"/>
+          <w:szCs w:val="22"/>
+        </w:rPr>
+        <w:t xml:space="preserve">      a {</w:t>
+      </w:r>
+    </w:p>
+    <w:p>
+      <w:pPr>
+        <w:pStyle w:val="p1"/>
+        <w:ind w:left="720"/>
+        <w:rPr>
+          <w:sz w:val="22"/>
+          <w:szCs w:val="22"/>
+        </w:rPr>
+      </w:pPr>
+      <w:r>
+        <w:rPr>
+          <w:sz w:val="22"/>
+          <w:szCs w:val="22"/>
+        </w:rPr>
+        <w:t xml:space="preserve">        text-decoration: </w:t>
+      </w:r>
+      <w:proofErr w:type="gramStart"/>
+      <w:r>
+        <w:rPr>
+          <w:sz w:val="22"/>
+          <w:szCs w:val="22"/>
+        </w:rPr>
+        <w:t>none;</w:t>
+      </w:r>
+      <w:proofErr w:type="gramEnd"/>
+    </w:p>
+    <w:p>
+      <w:pPr>
+        <w:pStyle w:val="p1"/>
+        <w:ind w:left="720"/>
+        <w:rPr>
+          <w:sz w:val="22"/>
+          <w:szCs w:val="22"/>
+        </w:rPr>
+      </w:pPr>
+      <w:r>
+        <w:rPr>
+          <w:sz w:val="22"/>
+          <w:szCs w:val="22"/>
+        </w:rPr>
+        <w:t xml:space="preserve">        font-weight: </w:t>
+      </w:r>
+      <w:proofErr w:type="gramStart"/>
+      <w:r>
+        <w:rPr>
+          <w:sz w:val="22"/>
+          <w:szCs w:val="22"/>
+        </w:rPr>
+        <w:t>600;</w:t>
+      </w:r>
+      <w:proofErr w:type="gramEnd"/>
+    </w:p>
+    <w:p>
+      <w:pPr>
+        <w:pStyle w:val="p1"/>
+        <w:ind w:left="720"/>
+        <w:rPr>
+          <w:sz w:val="22"/>
+          <w:szCs w:val="22"/>
+        </w:rPr>
+      </w:pPr>
+      <w:r>
+        <w:rPr>
+          <w:sz w:val="22"/>
+          <w:szCs w:val="22"/>
+        </w:rPr>
+        <w:t xml:space="preserve">        </w:t>
+      </w:r>
+      <w:proofErr w:type="gramStart"/>
+      <w:r>
+        <w:rPr>
+          <w:sz w:val="22"/>
+          <w:szCs w:val="22"/>
+        </w:rPr>
+        <w:t>&amp;:hover</w:t>
+      </w:r>
+      <w:proofErr w:type="gramEnd"/>
+      <w:r>
+        <w:rPr>
+          <w:sz w:val="22"/>
+          <w:szCs w:val="22"/>
+        </w:rPr>
+        <w:t xml:space="preserve"> {</w:t>
+      </w:r>
+    </w:p>
+    <w:p>
+      <w:pPr>
+        <w:pStyle w:val="p1"/>
+        <w:ind w:left="720"/>
+        <w:rPr>
+          <w:sz w:val="22"/>
+          <w:szCs w:val="22"/>
+        </w:rPr>
+      </w:pPr>
+      <w:r>
+        <w:rPr>
+          <w:sz w:val="22"/>
+          <w:szCs w:val="22"/>
+        </w:rPr>
+        <w:t xml:space="preserve">          text-decoration: </w:t>
+      </w:r>
+      <w:proofErr w:type="gramStart"/>
+      <w:r>
+        <w:rPr>
+          <w:sz w:val="22"/>
+          <w:szCs w:val="22"/>
+        </w:rPr>
+        <w:t>underline;</w:t>
+      </w:r>
+      <w:proofErr w:type="gramEnd"/>
+    </w:p>
+    <w:p>
+      <w:pPr>
+        <w:pStyle w:val="p1"/>
+        <w:ind w:left="720"/>
+        <w:rPr>
+          <w:sz w:val="22"/>
+          <w:szCs w:val="22"/>
+        </w:rPr>
+      </w:pPr>
+      <w:r>
+        <w:rPr>
+          <w:sz w:val="22"/>
+          <w:szCs w:val="22"/>
+        </w:rPr>
+        <w:t xml:space="preserve">        }</w:t>
+      </w:r>
+    </w:p>
+    <w:p>
+      <w:pPr>
+        <w:pStyle w:val="p1"/>
+        <w:ind w:left="720"/>
+        <w:rPr>
+          <w:sz w:val="22"/>
+          <w:szCs w:val="22"/>
+        </w:rPr>
+      </w:pPr>
+      <w:r>
+        <w:rPr>
+          <w:sz w:val="22"/>
+          <w:szCs w:val="22"/>
+        </w:rPr>
+        <w:t xml:space="preserve">      }</w:t>
+      </w:r>
+    </w:p>
+    <w:p>
+      <w:pPr>
+        <w:pStyle w:val="p1"/>
+        <w:ind w:left="720"/>
+        <w:rPr>
+          <w:sz w:val="22"/>
+          <w:szCs w:val="22"/>
+        </w:rPr>
+      </w:pPr>
+      <w:r>
+        <w:rPr>
+          <w:sz w:val="22"/>
+          <w:szCs w:val="22"/>
+        </w:rPr>
+        <w:t xml:space="preserve">    }</w:t>
+      </w:r>
+    </w:p>
+    <w:p>
+      <w:pPr>
+        <w:pStyle w:val="p1"/>
+        <w:ind w:left="720"/>
+        <w:rPr>
+          <w:sz w:val="22"/>
+          <w:szCs w:val="22"/>
+        </w:rPr>
+      </w:pPr>
+      <w:r>
+        <w:rPr>
+          <w:sz w:val="22"/>
+          <w:szCs w:val="22"/>
+        </w:rPr>
+        <w:t>}</w:t>
+      </w:r>
+    </w:p>
+    <w:p>
+      <w:pPr>
         <w:pStyle w:val="ListParagraph"/>
       </w:pPr>
-    </w:p>
-    <w:p>
-      <w:pPr>
-        <w:pStyle w:val="p1"/>
-      </w:pPr>
-      <w:r>
-        <w:t xml:space="preserve">A </w:t>
-      </w:r>
-      <w:proofErr w:type="spellStart"/>
-      <w:r>
-        <w:t>A</w:t>
-      </w:r>
-      <w:proofErr w:type="spellEnd"/>
-      <w:r>
-        <w:t xml:space="preserve"> </w:t>
-      </w:r>
-      <w:proofErr w:type="spellStart"/>
-      <w:r>
-        <w:t>mixin</w:t>
-      </w:r>
-      <w:proofErr w:type="spellEnd"/>
-      <w:r>
-        <w:t xml:space="preserve"> is good for reusable groups of styles</w:t>
-      </w:r>
     </w:p>
     <w:p>
       <w:pPr>
@@ -240,17 +913,200 @@
           <w:numId w:val="35"/>
         </w:numPr>
       </w:pPr>
+      <w:r>
+        <w:t xml:space="preserve">A mixin is good </w:t>
+      </w:r>
+      <w:r>
+        <w:t xml:space="preserve">way to reuse styles, the SU site has repeated cards in one of its sections, a </w:t>
+      </w:r>
+      <w:proofErr w:type="spellStart"/>
+      <w:r>
+        <w:t>mixin</w:t>
+      </w:r>
+      <w:proofErr w:type="spellEnd"/>
+      <w:r>
+        <w:t xml:space="preserve"> would be good here because it’d</w:t>
+      </w:r>
+      <w:r>
+        <w:t xml:space="preserve"> keep</w:t>
+      </w:r>
+      <w:r>
+        <w:t xml:space="preserve"> </w:t>
+      </w:r>
+      <w:r>
+        <w:t xml:space="preserve">a consistent look across the site, and you can tweak </w:t>
+      </w:r>
+      <w:r>
+        <w:t>things in</w:t>
+      </w:r>
+      <w:r>
+        <w:t xml:space="preserve"> one place without rewriting the same block everywhere.</w:t>
+      </w:r>
     </w:p>
     <w:p>
       <w:pPr>
         <w:pStyle w:val="p1"/>
         <w:ind w:left="720"/>
       </w:pPr>
+      <w:r>
+        <w:t>Code:</w:t>
+      </w:r>
     </w:p>
     <w:p>
       <w:pPr>
         <w:pStyle w:val="p1"/>
-      </w:pPr>
+        <w:ind w:left="720"/>
+      </w:pPr>
+      <w:r>
+        <w:t xml:space="preserve">@mixin </w:t>
+      </w:r>
+      <w:proofErr w:type="gramStart"/>
+      <w:r>
+        <w:t>card(</w:t>
+      </w:r>
+      <w:proofErr w:type="gramEnd"/>
+      <w:r>
+        <w:t>$pad: 16px, $radius: 12px) {</w:t>
+      </w:r>
+    </w:p>
+    <w:p>
+      <w:pPr>
+        <w:pStyle w:val="p1"/>
+        <w:ind w:left="720"/>
+      </w:pPr>
+      <w:r>
+        <w:t xml:space="preserve">  padding: $</w:t>
+      </w:r>
+      <w:proofErr w:type="gramStart"/>
+      <w:r>
+        <w:t>pad;</w:t>
+      </w:r>
+      <w:proofErr w:type="gramEnd"/>
+    </w:p>
+    <w:p>
+      <w:pPr>
+        <w:pStyle w:val="p1"/>
+        <w:ind w:left="720"/>
+      </w:pPr>
+      <w:r>
+        <w:t xml:space="preserve">  border-radius: $</w:t>
+      </w:r>
+      <w:proofErr w:type="gramStart"/>
+      <w:r>
+        <w:t>radius;</w:t>
+      </w:r>
+      <w:proofErr w:type="gramEnd"/>
+    </w:p>
+    <w:p>
+      <w:pPr>
+        <w:pStyle w:val="p1"/>
+        <w:ind w:left="720"/>
+      </w:pPr>
+      <w:r>
+        <w:t>}</w:t>
+      </w:r>
+    </w:p>
+    <w:p>
+      <w:pPr>
+        <w:pStyle w:val="p1"/>
+        <w:ind w:left="720"/>
+      </w:pPr>
+    </w:p>
+    <w:p>
+      <w:pPr>
+        <w:pStyle w:val="p1"/>
+        <w:ind w:left="720"/>
+      </w:pPr>
+      <w:proofErr w:type="gramStart"/>
+      <w:r>
+        <w:t>.story</w:t>
+      </w:r>
+      <w:proofErr w:type="gramEnd"/>
+      <w:r>
+        <w:t>-tile {</w:t>
+      </w:r>
+    </w:p>
+    <w:p>
+      <w:pPr>
+        <w:pStyle w:val="p1"/>
+        <w:ind w:left="720"/>
+      </w:pPr>
+      <w:r>
+        <w:t xml:space="preserve">  @include </w:t>
+      </w:r>
+      <w:proofErr w:type="gramStart"/>
+      <w:r>
+        <w:t>card(</w:t>
+      </w:r>
+      <w:proofErr w:type="gramEnd"/>
+      <w:r>
+        <w:t>16px, 14px</w:t>
+      </w:r>
+      <w:proofErr w:type="gramStart"/>
+      <w:r>
+        <w:t>);</w:t>
+      </w:r>
+      <w:proofErr w:type="gramEnd"/>
+    </w:p>
+    <w:p>
+      <w:pPr>
+        <w:pStyle w:val="p1"/>
+        <w:ind w:left="720"/>
+      </w:pPr>
+      <w:r>
+        <w:t>}</w:t>
+      </w:r>
+    </w:p>
+    <w:p>
+      <w:pPr>
+        <w:pStyle w:val="p1"/>
+        <w:ind w:left="720"/>
+      </w:pPr>
+    </w:p>
+    <w:p>
+      <w:pPr>
+        <w:pStyle w:val="p1"/>
+        <w:ind w:left="720"/>
+      </w:pPr>
+      <w:proofErr w:type="gramStart"/>
+      <w:r>
+        <w:t>.feature</w:t>
+      </w:r>
+      <w:proofErr w:type="gramEnd"/>
+      <w:r>
+        <w:t>-tile {</w:t>
+      </w:r>
+    </w:p>
+    <w:p>
+      <w:pPr>
+        <w:pStyle w:val="p1"/>
+        <w:ind w:left="720"/>
+      </w:pPr>
+      <w:r>
+        <w:t xml:space="preserve">  @include </w:t>
+      </w:r>
+      <w:proofErr w:type="gramStart"/>
+      <w:r>
+        <w:t>card(</w:t>
+      </w:r>
+      <w:proofErr w:type="gramEnd"/>
+      <w:r>
+        <w:t>20px, 14px</w:t>
+      </w:r>
+      <w:proofErr w:type="gramStart"/>
+      <w:r>
+        <w:t>);</w:t>
+      </w:r>
+      <w:proofErr w:type="gramEnd"/>
+    </w:p>
+    <w:p>
+      <w:pPr>
+        <w:pStyle w:val="p1"/>
+        <w:ind w:left="720"/>
+      </w:pPr>
+      <w:r>
+        <w:t>}</w:t>
+      </w:r>
     </w:p>
     <w:p>
       <w:pPr>
@@ -258,30 +1114,548 @@
       </w:pPr>
     </w:p>
     <w:p>
-      <w:r>
-        <w:lastRenderedPageBreak/>
-        <w:br/>
-      </w:r>
-    </w:p>
-    <w:p>
-      <w:pPr>
-        <w:pStyle w:val="Heading2"/>
-      </w:pPr>
-      <w:r>
-        <w:t>SASS Page</w:t>
-      </w:r>
-    </w:p>
-    <w:p>
-      <w:pPr>
-        <w:pStyle w:val="ListParagraph"/>
+      <w:pPr>
+        <w:pStyle w:val="p1"/>
         <w:numPr>
           <w:ilvl w:val="0"/>
-          <w:numId w:val="33"/>
+          <w:numId w:val="35"/>
         </w:numPr>
-      </w:pPr>
+        <w:rPr>
+          <w:rStyle w:val="apple-converted-space"/>
+        </w:rPr>
+      </w:pPr>
+      <w:r>
+        <w:t xml:space="preserve">An extend is </w:t>
+      </w:r>
+      <w:r>
+        <w:t>s useful when multiple components share the same base rules</w:t>
+      </w:r>
+      <w:r>
+        <w:t xml:space="preserve">, </w:t>
+      </w:r>
+      <w:r>
+        <w:t xml:space="preserve">The </w:t>
+      </w:r>
+      <w:r>
+        <w:t>SU site</w:t>
+      </w:r>
+      <w:r>
+        <w:t xml:space="preserve"> </w:t>
+      </w:r>
+      <w:r>
+        <w:t>has</w:t>
+      </w:r>
+      <w:r>
+        <w:t xml:space="preserve"> </w:t>
+      </w:r>
+      <w:r>
+        <w:t>a lot of</w:t>
+      </w:r>
+      <w:r>
+        <w:t xml:space="preserve"> link</w:t>
+      </w:r>
+      <w:r>
+        <w:t xml:space="preserve"> and </w:t>
+      </w:r>
+      <w:r>
+        <w:t>button elements</w:t>
+      </w:r>
+      <w:r>
+        <w:rPr>
+          <w:rStyle w:val="apple-converted-space"/>
+        </w:rPr>
+        <w:t xml:space="preserve">, using an extend here helps because you can set a styling once and </w:t>
+      </w:r>
+      <w:r>
+        <w:t>then reuse it across multiple buttons without duplicating the same properties.</w:t>
+      </w:r>
+      <w:r>
+        <w:rPr>
+          <w:rStyle w:val="apple-converted-space"/>
+        </w:rPr>
+        <w:t> </w:t>
+      </w:r>
+    </w:p>
+    <w:p>
+      <w:pPr>
+        <w:pStyle w:val="p1"/>
+        <w:rPr>
+          <w:rStyle w:val="apple-converted-space"/>
+        </w:rPr>
+      </w:pPr>
+      <w:r>
+        <w:rPr>
+          <w:rStyle w:val="apple-converted-space"/>
+        </w:rPr>
+        <w:t>Code:</w:t>
+      </w:r>
+    </w:p>
+    <w:p>
+      <w:pPr>
+        <w:pStyle w:val="p1"/>
+        <w:rPr>
+          <w:rStyle w:val="apple-converted-space"/>
+        </w:rPr>
+      </w:pPr>
+      <w:r>
+        <w:rPr>
+          <w:rStyle w:val="apple-converted-space"/>
+        </w:rPr>
+        <w:t>%</w:t>
+      </w:r>
+      <w:proofErr w:type="spellStart"/>
+      <w:r>
+        <w:rPr>
+          <w:rStyle w:val="apple-converted-space"/>
+        </w:rPr>
+        <w:t>cta</w:t>
+      </w:r>
+      <w:proofErr w:type="spellEnd"/>
+      <w:r>
+        <w:rPr>
+          <w:rStyle w:val="apple-converted-space"/>
+        </w:rPr>
+        <w:t>-base {</w:t>
+      </w:r>
+    </w:p>
+    <w:p>
+      <w:pPr>
+        <w:pStyle w:val="p1"/>
+        <w:rPr>
+          <w:rStyle w:val="apple-converted-space"/>
+        </w:rPr>
+      </w:pPr>
+      <w:r>
+        <w:rPr>
+          <w:rStyle w:val="apple-converted-space"/>
+        </w:rPr>
+        <w:t xml:space="preserve">  display: inline-</w:t>
+      </w:r>
+      <w:proofErr w:type="gramStart"/>
+      <w:r>
+        <w:rPr>
+          <w:rStyle w:val="apple-converted-space"/>
+        </w:rPr>
+        <w:t>block;</w:t>
+      </w:r>
+      <w:proofErr w:type="gramEnd"/>
+    </w:p>
+    <w:p>
+      <w:pPr>
+        <w:pStyle w:val="p1"/>
+        <w:rPr>
+          <w:rStyle w:val="apple-converted-space"/>
+        </w:rPr>
+      </w:pPr>
+      <w:r>
+        <w:rPr>
+          <w:rStyle w:val="apple-converted-space"/>
+        </w:rPr>
+        <w:t xml:space="preserve">  padding: 12px </w:t>
+      </w:r>
+      <w:proofErr w:type="gramStart"/>
+      <w:r>
+        <w:rPr>
+          <w:rStyle w:val="apple-converted-space"/>
+        </w:rPr>
+        <w:t>18px;</w:t>
+      </w:r>
+      <w:proofErr w:type="gramEnd"/>
+    </w:p>
+    <w:p>
+      <w:pPr>
+        <w:pStyle w:val="p1"/>
+        <w:rPr>
+          <w:rStyle w:val="apple-converted-space"/>
+        </w:rPr>
+      </w:pPr>
+      <w:r>
+        <w:rPr>
+          <w:rStyle w:val="apple-converted-space"/>
+        </w:rPr>
+        <w:t xml:space="preserve">  border-radius: </w:t>
+      </w:r>
+      <w:proofErr w:type="gramStart"/>
+      <w:r>
+        <w:rPr>
+          <w:rStyle w:val="apple-converted-space"/>
+        </w:rPr>
+        <w:t>999px;</w:t>
+      </w:r>
+      <w:proofErr w:type="gramEnd"/>
+    </w:p>
+    <w:p>
+      <w:pPr>
+        <w:pStyle w:val="p1"/>
+        <w:rPr>
+          <w:rStyle w:val="apple-converted-space"/>
+        </w:rPr>
+      </w:pPr>
+      <w:r>
+        <w:rPr>
+          <w:rStyle w:val="apple-converted-space"/>
+        </w:rPr>
+        <w:t xml:space="preserve">  font-weight: </w:t>
+      </w:r>
+      <w:proofErr w:type="gramStart"/>
+      <w:r>
+        <w:rPr>
+          <w:rStyle w:val="apple-converted-space"/>
+        </w:rPr>
+        <w:t>700;</w:t>
+      </w:r>
+      <w:proofErr w:type="gramEnd"/>
+    </w:p>
+    <w:p>
+      <w:pPr>
+        <w:pStyle w:val="p1"/>
+        <w:rPr>
+          <w:rStyle w:val="apple-converted-space"/>
+        </w:rPr>
+      </w:pPr>
+      <w:r>
+        <w:rPr>
+          <w:rStyle w:val="apple-converted-space"/>
+        </w:rPr>
+        <w:t>}</w:t>
+      </w:r>
+    </w:p>
+    <w:p>
+      <w:pPr>
+        <w:pStyle w:val="p1"/>
+        <w:rPr>
+          <w:rStyle w:val="apple-converted-space"/>
+        </w:rPr>
+      </w:pPr>
+    </w:p>
+    <w:p>
+      <w:pPr>
+        <w:pStyle w:val="p1"/>
+        <w:rPr>
+          <w:rStyle w:val="apple-converted-space"/>
+        </w:rPr>
+      </w:pPr>
+      <w:proofErr w:type="gramStart"/>
+      <w:r>
+        <w:rPr>
+          <w:rStyle w:val="apple-converted-space"/>
+        </w:rPr>
+        <w:t>.</w:t>
+      </w:r>
+      <w:proofErr w:type="spellStart"/>
+      <w:r>
+        <w:rPr>
+          <w:rStyle w:val="apple-converted-space"/>
+        </w:rPr>
+        <w:t>cta</w:t>
+      </w:r>
+      <w:proofErr w:type="spellEnd"/>
+      <w:proofErr w:type="gramEnd"/>
+      <w:r>
+        <w:rPr>
+          <w:rStyle w:val="apple-converted-space"/>
+        </w:rPr>
+        <w:t>-apply {</w:t>
+      </w:r>
+    </w:p>
+    <w:p>
+      <w:pPr>
+        <w:pStyle w:val="p1"/>
+        <w:rPr>
+          <w:rStyle w:val="apple-converted-space"/>
+        </w:rPr>
+      </w:pPr>
+      <w:r>
+        <w:rPr>
+          <w:rStyle w:val="apple-converted-space"/>
+        </w:rPr>
+        <w:t xml:space="preserve">  @extend %</w:t>
+      </w:r>
+      <w:proofErr w:type="spellStart"/>
+      <w:r>
+        <w:rPr>
+          <w:rStyle w:val="apple-converted-space"/>
+        </w:rPr>
+        <w:t>cta</w:t>
+      </w:r>
+      <w:proofErr w:type="spellEnd"/>
+      <w:r>
+        <w:rPr>
+          <w:rStyle w:val="apple-converted-space"/>
+        </w:rPr>
+        <w:t>-</w:t>
+      </w:r>
+      <w:proofErr w:type="gramStart"/>
+      <w:r>
+        <w:rPr>
+          <w:rStyle w:val="apple-converted-space"/>
+        </w:rPr>
+        <w:t>base;</w:t>
+      </w:r>
+      <w:proofErr w:type="gramEnd"/>
+    </w:p>
+    <w:p>
+      <w:pPr>
+        <w:pStyle w:val="p1"/>
+        <w:rPr>
+          <w:rStyle w:val="apple-converted-space"/>
+        </w:rPr>
+      </w:pPr>
+      <w:r>
+        <w:rPr>
+          <w:rStyle w:val="apple-converted-space"/>
+        </w:rPr>
+        <w:t xml:space="preserve">  background: #</w:t>
+      </w:r>
+      <w:proofErr w:type="gramStart"/>
+      <w:r>
+        <w:rPr>
+          <w:rStyle w:val="apple-converted-space"/>
+        </w:rPr>
+        <w:t>F76900;</w:t>
+      </w:r>
+      <w:proofErr w:type="gramEnd"/>
+    </w:p>
+    <w:p>
+      <w:pPr>
+        <w:pStyle w:val="p1"/>
+        <w:rPr>
+          <w:rStyle w:val="apple-converted-space"/>
+        </w:rPr>
+      </w:pPr>
+      <w:r>
+        <w:rPr>
+          <w:rStyle w:val="apple-converted-space"/>
+        </w:rPr>
+        <w:t xml:space="preserve">  color: #</w:t>
+      </w:r>
+      <w:proofErr w:type="gramStart"/>
+      <w:r>
+        <w:rPr>
+          <w:rStyle w:val="apple-converted-space"/>
+        </w:rPr>
+        <w:t>FFFFFF;</w:t>
+      </w:r>
+      <w:proofErr w:type="gramEnd"/>
+    </w:p>
+    <w:p>
+      <w:pPr>
+        <w:pStyle w:val="p1"/>
+        <w:rPr>
+          <w:rStyle w:val="apple-converted-space"/>
+        </w:rPr>
+      </w:pPr>
+      <w:r>
+        <w:rPr>
+          <w:rStyle w:val="apple-converted-space"/>
+        </w:rPr>
+        <w:t>}</w:t>
+      </w:r>
+    </w:p>
+    <w:p>
+      <w:pPr>
+        <w:pStyle w:val="p1"/>
+        <w:rPr>
+          <w:rStyle w:val="apple-converted-space"/>
+        </w:rPr>
+      </w:pPr>
+    </w:p>
+    <w:p>
+      <w:pPr>
+        <w:pStyle w:val="p1"/>
+        <w:rPr>
+          <w:rStyle w:val="apple-converted-space"/>
+        </w:rPr>
+      </w:pPr>
+      <w:proofErr w:type="gramStart"/>
+      <w:r>
+        <w:rPr>
+          <w:rStyle w:val="apple-converted-space"/>
+        </w:rPr>
+        <w:t>.</w:t>
+      </w:r>
+      <w:proofErr w:type="spellStart"/>
+      <w:r>
+        <w:rPr>
+          <w:rStyle w:val="apple-converted-space"/>
+        </w:rPr>
+        <w:t>cta</w:t>
+      </w:r>
+      <w:proofErr w:type="spellEnd"/>
+      <w:proofErr w:type="gramEnd"/>
+      <w:r>
+        <w:rPr>
+          <w:rStyle w:val="apple-converted-space"/>
+        </w:rPr>
+        <w:t>-secondary {</w:t>
+      </w:r>
+    </w:p>
+    <w:p>
+      <w:pPr>
+        <w:pStyle w:val="p1"/>
+        <w:rPr>
+          <w:rStyle w:val="apple-converted-space"/>
+        </w:rPr>
+      </w:pPr>
+      <w:r>
+        <w:rPr>
+          <w:rStyle w:val="apple-converted-space"/>
+        </w:rPr>
+        <w:t xml:space="preserve">  @extend %</w:t>
+      </w:r>
+      <w:proofErr w:type="spellStart"/>
+      <w:r>
+        <w:rPr>
+          <w:rStyle w:val="apple-converted-space"/>
+        </w:rPr>
+        <w:t>cta</w:t>
+      </w:r>
+      <w:proofErr w:type="spellEnd"/>
+      <w:r>
+        <w:rPr>
+          <w:rStyle w:val="apple-converted-space"/>
+        </w:rPr>
+        <w:t>-</w:t>
+      </w:r>
+      <w:proofErr w:type="gramStart"/>
+      <w:r>
+        <w:rPr>
+          <w:rStyle w:val="apple-converted-space"/>
+        </w:rPr>
+        <w:t>base;</w:t>
+      </w:r>
+      <w:proofErr w:type="gramEnd"/>
+    </w:p>
+    <w:p>
+      <w:pPr>
+        <w:pStyle w:val="p1"/>
+        <w:rPr>
+          <w:rStyle w:val="apple-converted-space"/>
+        </w:rPr>
+      </w:pPr>
+      <w:r>
+        <w:rPr>
+          <w:rStyle w:val="apple-converted-space"/>
+        </w:rPr>
+        <w:lastRenderedPageBreak/>
+        <w:t xml:space="preserve">  background: #</w:t>
+      </w:r>
+      <w:proofErr w:type="gramStart"/>
+      <w:r>
+        <w:rPr>
+          <w:rStyle w:val="apple-converted-space"/>
+        </w:rPr>
+        <w:t>000E54;</w:t>
+      </w:r>
+      <w:proofErr w:type="gramEnd"/>
+    </w:p>
+    <w:p>
+      <w:pPr>
+        <w:pStyle w:val="p1"/>
+        <w:rPr>
+          <w:rStyle w:val="apple-converted-space"/>
+        </w:rPr>
+      </w:pPr>
+      <w:r>
+        <w:rPr>
+          <w:rStyle w:val="apple-converted-space"/>
+        </w:rPr>
+        <w:t xml:space="preserve">  color: #</w:t>
+      </w:r>
+      <w:proofErr w:type="gramStart"/>
+      <w:r>
+        <w:rPr>
+          <w:rStyle w:val="apple-converted-space"/>
+        </w:rPr>
+        <w:t>FFFFFF;</w:t>
+      </w:r>
+      <w:proofErr w:type="gramEnd"/>
+    </w:p>
+    <w:p>
+      <w:pPr>
+        <w:pStyle w:val="p1"/>
+        <w:rPr>
+          <w:rStyle w:val="apple-converted-space"/>
+        </w:rPr>
+      </w:pPr>
+      <w:r>
+        <w:rPr>
+          <w:rStyle w:val="apple-converted-space"/>
+        </w:rPr>
+        <w:t>}</w:t>
+      </w:r>
+    </w:p>
+    <w:p>
+      <w:pPr>
+        <w:pStyle w:val="p1"/>
+        <w:rPr>
+          <w:rStyle w:val="apple-converted-space"/>
+        </w:rPr>
+      </w:pPr>
+    </w:p>
+    <w:p>
+      <w:pPr>
+        <w:pStyle w:val="p1"/>
+      </w:pPr>
+    </w:p>
+    <w:p>
+      <w:pPr>
+        <w:rPr>
+          <w:rFonts w:ascii="Times New Roman" w:hAnsi="Times New Roman" w:cs="Times New Roman"/>
+        </w:rPr>
+      </w:pPr>
+      <w:r>
+        <w:rPr>
+          <w:rFonts w:ascii="Times New Roman" w:hAnsi="Times New Roman" w:cs="Times New Roman"/>
+        </w:rPr>
+        <w:t>SASS Page</w:t>
+      </w:r>
+    </w:p>
+    <w:p>
+      <w:pPr>
+        <w:pStyle w:val="p1"/>
+      </w:pPr>
+      <w:hyperlink r:id="rId8" w:history="1">
+        <w:r>
+          <w:rPr>
+            <w:rStyle w:val="Hyperlink"/>
+            <w:rFonts w:ascii="Arial" w:hAnsi="Arial" w:cs="Arial"/>
+            <w:sz w:val="22"/>
+            <w:szCs w:val="22"/>
+          </w:rPr>
+          <w:t>https://schneider-joachim.github.io/ist363/</w:t>
+        </w:r>
+        <w:r>
+          <w:rPr>
+            <w:rStyle w:val="Hyperlink"/>
+            <w:rFonts w:ascii="Arial" w:hAnsi="Arial" w:cs="Arial"/>
+            <w:sz w:val="22"/>
+            <w:szCs w:val="22"/>
+          </w:rPr>
+          <w:t>u</w:t>
+        </w:r>
+        <w:r>
+          <w:rPr>
+            <w:rStyle w:val="Hyperlink"/>
+            <w:rFonts w:ascii="Arial" w:hAnsi="Arial" w:cs="Arial"/>
+            <w:sz w:val="22"/>
+            <w:szCs w:val="22"/>
+          </w:rPr>
+          <w:t>nit3/lab3/index.html</w:t>
+        </w:r>
+      </w:hyperlink>
+      <w:r>
+        <w:rPr>
+          <w:rFonts w:ascii="Arial" w:hAnsi="Arial" w:cs="Arial"/>
+          <w:color w:val="000000"/>
+          <w:sz w:val="22"/>
+          <w:szCs w:val="22"/>
+        </w:rPr>
+        <w:t xml:space="preserve"> </w:t>
+      </w:r>
     </w:p>
     <w:sectPr>
-      <w:footerReference w:type="default" r:id="rId8"/>
+      <w:footerReference w:type="default" r:id="rId9"/>
       <w:pgSz w:w="12240" w:h="15840"/>
       <w:pgMar w:top="1440" w:right="1440" w:bottom="1440" w:left="1440" w:header="720" w:footer="720" w:gutter="0"/>
       <w:cols w:space="720"/>
@@ -4995,6 +6369,59 @@
     <w:basedOn w:val="DefaultParagraphFont"/>
     <w:rsid w:val="0047648A"/>
   </w:style>
+  <w:style w:type="paragraph" w:customStyle="1" w:styleId="p2">
+    <w:name w:val="p2"/>
+    <w:basedOn w:val="Normal"/>
+    <w:rsid w:val="00136690"/>
+    <w:pPr>
+      <w:spacing w:beforeAutospacing="1" w:after="100" w:afterAutospacing="1" w:line="240" w:lineRule="auto"/>
+    </w:pPr>
+    <w:rPr>
+      <w:rFonts w:ascii="Times New Roman" w:eastAsia="Times New Roman" w:hAnsi="Times New Roman" w:cs="Times New Roman"/>
+      <w:szCs w:val="24"/>
+    </w:rPr>
+  </w:style>
+  <w:style w:type="paragraph" w:customStyle="1" w:styleId="p3">
+    <w:name w:val="p3"/>
+    <w:basedOn w:val="Normal"/>
+    <w:rsid w:val="00136690"/>
+    <w:pPr>
+      <w:spacing w:beforeAutospacing="1" w:after="100" w:afterAutospacing="1" w:line="240" w:lineRule="auto"/>
+    </w:pPr>
+    <w:rPr>
+      <w:rFonts w:ascii="Times New Roman" w:eastAsia="Times New Roman" w:hAnsi="Times New Roman" w:cs="Times New Roman"/>
+      <w:szCs w:val="24"/>
+    </w:rPr>
+  </w:style>
+  <w:style w:type="paragraph" w:customStyle="1" w:styleId="p4">
+    <w:name w:val="p4"/>
+    <w:basedOn w:val="Normal"/>
+    <w:rsid w:val="00136690"/>
+    <w:pPr>
+      <w:spacing w:beforeAutospacing="1" w:after="100" w:afterAutospacing="1" w:line="240" w:lineRule="auto"/>
+    </w:pPr>
+    <w:rPr>
+      <w:rFonts w:ascii="Times New Roman" w:eastAsia="Times New Roman" w:hAnsi="Times New Roman" w:cs="Times New Roman"/>
+      <w:szCs w:val="24"/>
+    </w:rPr>
+  </w:style>
+  <w:style w:type="character" w:customStyle="1" w:styleId="s3">
+    <w:name w:val="s3"/>
+    <w:basedOn w:val="DefaultParagraphFont"/>
+    <w:rsid w:val="00136690"/>
+  </w:style>
+  <w:style w:type="paragraph" w:customStyle="1" w:styleId="p5">
+    <w:name w:val="p5"/>
+    <w:basedOn w:val="Normal"/>
+    <w:rsid w:val="00136690"/>
+    <w:pPr>
+      <w:spacing w:beforeAutospacing="1" w:after="100" w:afterAutospacing="1" w:line="240" w:lineRule="auto"/>
+    </w:pPr>
+    <w:rPr>
+      <w:rFonts w:ascii="Times New Roman" w:eastAsia="Times New Roman" w:hAnsi="Times New Roman" w:cs="Times New Roman"/>
+      <w:szCs w:val="24"/>
+    </w:rPr>
+  </w:style>
 </w:styles>
 </file>
 
